--- a/docs/Developer_Onboarding_and_Collaboration_Guide_v1.0.docx
+++ b/docs/Developer_Onboarding_and_Collaboration_Guide_v1.0.docx
@@ -174,21 +174,7 @@
           <w:sz w:val="30"/>
           <w:szCs w:val="30"/>
         </w:rPr>
-        <w:t xml:space="preserve"> (</w:t>
-      </w:r>
-      <w:r>
-        <w:rPr>
-          <w:sz w:val="30"/>
-          <w:szCs w:val="30"/>
-        </w:rPr>
-        <w:t>Repository Manager</w:t>
-      </w:r>
-      <w:r>
-        <w:rPr>
-          <w:sz w:val="30"/>
-          <w:szCs w:val="30"/>
-        </w:rPr>
-        <w:t>)</w:t>
+        <w:t xml:space="preserve"> (Repository Manager)</w:t>
       </w:r>
     </w:p>
     <w:p>
@@ -232,23 +218,7 @@
             <w:sz w:val="30"/>
             <w:szCs w:val="30"/>
           </w:rPr>
-          <w:t>Robbie Jar</w:t>
-        </w:r>
-        <w:r>
-          <w:rPr>
-            <w:rStyle w:val="Hyperlink"/>
-            <w:sz w:val="30"/>
-            <w:szCs w:val="30"/>
-          </w:rPr>
-          <w:t>m</w:t>
-        </w:r>
-        <w:r>
-          <w:rPr>
-            <w:rStyle w:val="Hyperlink"/>
-            <w:sz w:val="30"/>
-            <w:szCs w:val="30"/>
-          </w:rPr>
-          <w:t>an</w:t>
+          <w:t>Robbie Jarman</w:t>
         </w:r>
       </w:hyperlink>
     </w:p>
@@ -285,8 +255,8 @@
           </w:rPr>
           <w:t>Sooriyakumar</w:t>
         </w:r>
+        <w:proofErr w:type="spellEnd"/>
       </w:hyperlink>
-      <w:proofErr w:type="spellEnd"/>
     </w:p>
     <w:p>
       <w:r>
@@ -533,6 +503,9 @@
         <w:br/>
       </w:r>
       <w:r>
+        <w:rPr>
+          <w:noProof/>
+        </w:rPr>
         <w:drawing>
           <wp:inline distT="0" distB="0" distL="0" distR="0" wp14:anchorId="1C392B63" wp14:editId="7B2E7494">
             <wp:extent cx="2571115" cy="438030"/>
@@ -584,6 +557,9 @@
         <w:jc w:val="center"/>
       </w:pPr>
       <w:r>
+        <w:rPr>
+          <w:noProof/>
+        </w:rPr>
         <w:drawing>
           <wp:inline distT="0" distB="0" distL="0" distR="0" wp14:anchorId="3B8809DF" wp14:editId="336A22B1">
             <wp:extent cx="5486400" cy="3082925"/>
@@ -677,6 +653,9 @@
         <w:br/>
       </w:r>
       <w:r>
+        <w:rPr>
+          <w:noProof/>
+        </w:rPr>
         <w:drawing>
           <wp:inline distT="0" distB="0" distL="0" distR="0" wp14:anchorId="39F42478" wp14:editId="0D7B66ED">
             <wp:extent cx="5486400" cy="2407285"/>
@@ -742,6 +721,9 @@
         <w:br/>
       </w:r>
       <w:r>
+        <w:rPr>
+          <w:noProof/>
+        </w:rPr>
         <w:drawing>
           <wp:inline distT="0" distB="0" distL="0" distR="0" wp14:anchorId="1159DB7E" wp14:editId="497604BB">
             <wp:extent cx="5486400" cy="120650"/>
@@ -778,17 +760,2106 @@
           </wp:inline>
         </w:drawing>
       </w:r>
-      <w:r>
-        <w:br/>
-      </w:r>
     </w:p>
     <w:p>
-      <w:r>
-        <w:br w:type="page"/>
+      <w:pPr>
+        <w:rPr>
+          <w:b/>
+          <w:bCs/>
+          <w:lang w:val="en-IN"/>
+        </w:rPr>
+      </w:pPr>
+      <w:r>
+        <w:rPr>
+          <w:b/>
+          <w:bCs/>
+          <w:lang w:val="en-IN"/>
+        </w:rPr>
+        <w:t xml:space="preserve"> Project Environment (</w:t>
+      </w:r>
+      <w:proofErr w:type="spellStart"/>
+      <w:r>
+        <w:rPr>
+          <w:b/>
+          <w:bCs/>
+          <w:lang w:val="en-IN"/>
+        </w:rPr>
+        <w:t>renv</w:t>
+      </w:r>
+      <w:proofErr w:type="spellEnd"/>
+      <w:r>
+        <w:rPr>
+          <w:b/>
+          <w:bCs/>
+          <w:lang w:val="en-IN"/>
+        </w:rPr>
+        <w:t>)</w:t>
       </w:r>
     </w:p>
     <w:p>
       <w:pPr>
+        <w:rPr>
+          <w:b/>
+          <w:bCs/>
+          <w:lang w:val="en-IN"/>
+        </w:rPr>
+      </w:pPr>
+      <w:r>
+        <w:rPr>
+          <w:b/>
+          <w:bCs/>
+          <w:lang w:val="en-IN"/>
+        </w:rPr>
+        <w:t xml:space="preserve">What is </w:t>
+      </w:r>
+      <w:proofErr w:type="spellStart"/>
+      <w:r>
+        <w:rPr>
+          <w:b/>
+          <w:bCs/>
+          <w:lang w:val="en-IN"/>
+        </w:rPr>
+        <w:t>renv</w:t>
+      </w:r>
+      <w:proofErr w:type="spellEnd"/>
+      <w:r>
+        <w:rPr>
+          <w:b/>
+          <w:bCs/>
+          <w:lang w:val="en-IN"/>
+        </w:rPr>
+        <w:t>?</w:t>
+      </w:r>
+    </w:p>
+    <w:p>
+      <w:pPr>
+        <w:rPr>
+          <w:lang w:val="en-IN"/>
+        </w:rPr>
+      </w:pPr>
+      <w:proofErr w:type="spellStart"/>
+      <w:r>
+        <w:rPr>
+          <w:lang w:val="en-IN"/>
+        </w:rPr>
+        <w:t>renv</w:t>
+      </w:r>
+      <w:proofErr w:type="spellEnd"/>
+      <w:r>
+        <w:rPr>
+          <w:lang w:val="en-IN"/>
+        </w:rPr>
+        <w:t xml:space="preserve"> is R's project-specific package management system. It ensures that every team member uses the same package versions, improving reproducibility and preventing issues caused by different package installations.</w:t>
+      </w:r>
+    </w:p>
+    <w:p>
+      <w:pPr>
+        <w:rPr>
+          <w:lang w:val="en-IN"/>
+        </w:rPr>
+      </w:pPr>
+      <w:r>
+        <w:rPr>
+          <w:b/>
+          <w:bCs/>
+          <w:lang w:val="en-IN"/>
+        </w:rPr>
+        <w:t>Benefits</w:t>
+      </w:r>
+    </w:p>
+    <w:p>
+      <w:pPr>
+        <w:numPr>
+          <w:ilvl w:val="0"/>
+          <w:numId w:val="10"/>
+        </w:numPr>
+        <w:rPr>
+          <w:lang w:val="en-IN"/>
+        </w:rPr>
+      </w:pPr>
+      <w:r>
+        <w:rPr>
+          <w:lang w:val="en-IN"/>
+        </w:rPr>
+        <w:t xml:space="preserve">Consistent package versions across all team members. </w:t>
+      </w:r>
+    </w:p>
+    <w:p>
+      <w:pPr>
+        <w:numPr>
+          <w:ilvl w:val="0"/>
+          <w:numId w:val="10"/>
+        </w:numPr>
+        <w:rPr>
+          <w:lang w:val="en-IN"/>
+        </w:rPr>
+      </w:pPr>
+      <w:r>
+        <w:rPr>
+          <w:lang w:val="en-IN"/>
+        </w:rPr>
+        <w:t xml:space="preserve">Reproducible analyses. </w:t>
+      </w:r>
+    </w:p>
+    <w:p>
+      <w:pPr>
+        <w:numPr>
+          <w:ilvl w:val="0"/>
+          <w:numId w:val="10"/>
+        </w:numPr>
+        <w:rPr>
+          <w:lang w:val="en-IN"/>
+        </w:rPr>
+      </w:pPr>
+      <w:r>
+        <w:rPr>
+          <w:lang w:val="en-IN"/>
+        </w:rPr>
+        <w:t xml:space="preserve">Simplified onboarding for new contributors. </w:t>
+      </w:r>
+    </w:p>
+    <w:p>
+      <w:pPr>
+        <w:numPr>
+          <w:ilvl w:val="0"/>
+          <w:numId w:val="10"/>
+        </w:numPr>
+        <w:rPr>
+          <w:lang w:val="en-IN"/>
+        </w:rPr>
+      </w:pPr>
+      <w:r>
+        <w:rPr>
+          <w:lang w:val="en-IN"/>
+        </w:rPr>
+        <w:t xml:space="preserve">Easy restoration of the project environment. </w:t>
+      </w:r>
+    </w:p>
+    <w:p>
+      <w:pPr>
+        <w:rPr>
+          <w:lang w:val="en-IN"/>
+        </w:rPr>
+      </w:pPr>
+      <w:r>
+        <w:rPr>
+          <w:lang w:val="en-IN"/>
+        </w:rPr>
+        <w:pict w14:anchorId="25C69BD5">
+          <v:rect id="_x0000_i1079" style="width:0;height:1.5pt" o:hralign="center" o:hrstd="t" o:hr="t" fillcolor="#a0a0a0" stroked="f"/>
+        </w:pict>
+      </w:r>
+    </w:p>
+    <w:p>
+      <w:pPr>
+        <w:rPr>
+          <w:b/>
+          <w:bCs/>
+          <w:lang w:val="en-IN"/>
+        </w:rPr>
+      </w:pPr>
+      <w:r>
+        <w:rPr>
+          <w:b/>
+          <w:bCs/>
+          <w:lang w:val="en-IN"/>
+        </w:rPr>
+        <w:t>Initial Setup</w:t>
+      </w:r>
+    </w:p>
+    <w:p>
+      <w:pPr>
+        <w:rPr>
+          <w:b/>
+          <w:bCs/>
+          <w:lang w:val="en-IN"/>
+        </w:rPr>
+      </w:pPr>
+      <w:r>
+        <w:rPr>
+          <w:b/>
+          <w:bCs/>
+          <w:lang w:val="en-IN"/>
+        </w:rPr>
+        <w:t xml:space="preserve">Step 1 – Install </w:t>
+      </w:r>
+      <w:proofErr w:type="spellStart"/>
+      <w:r>
+        <w:rPr>
+          <w:b/>
+          <w:bCs/>
+          <w:lang w:val="en-IN"/>
+        </w:rPr>
+        <w:t>renv</w:t>
+      </w:r>
+      <w:proofErr w:type="spellEnd"/>
+    </w:p>
+    <w:p>
+      <w:pPr>
+        <w:rPr>
+          <w:lang w:val="en-IN"/>
+        </w:rPr>
+      </w:pPr>
+      <w:r>
+        <w:rPr>
+          <w:lang w:val="en-IN"/>
+        </w:rPr>
+        <w:t xml:space="preserve">Run the following command in the </w:t>
+      </w:r>
+      <w:r>
+        <w:rPr>
+          <w:b/>
+          <w:bCs/>
+          <w:lang w:val="en-IN"/>
+        </w:rPr>
+        <w:t>R Console</w:t>
+      </w:r>
+      <w:r>
+        <w:rPr>
+          <w:lang w:val="en-IN"/>
+        </w:rPr>
+        <w:t>:</w:t>
+      </w:r>
+    </w:p>
+    <w:p>
+      <w:pPr>
+        <w:rPr>
+          <w:lang w:val="en-IN"/>
+        </w:rPr>
+      </w:pPr>
+      <w:proofErr w:type="spellStart"/>
+      <w:r>
+        <w:rPr>
+          <w:lang w:val="en-IN"/>
+        </w:rPr>
+        <w:t>install.packages</w:t>
+      </w:r>
+      <w:proofErr w:type="spellEnd"/>
+      <w:r>
+        <w:rPr>
+          <w:lang w:val="en-IN"/>
+        </w:rPr>
+        <w:t>("</w:t>
+      </w:r>
+      <w:proofErr w:type="spellStart"/>
+      <w:r>
+        <w:rPr>
+          <w:lang w:val="en-IN"/>
+        </w:rPr>
+        <w:t>renv</w:t>
+      </w:r>
+      <w:proofErr w:type="spellEnd"/>
+      <w:r>
+        <w:rPr>
+          <w:lang w:val="en-IN"/>
+        </w:rPr>
+        <w:t>")</w:t>
+      </w:r>
+    </w:p>
+    <w:p>
+      <w:pPr>
+        <w:rPr>
+          <w:lang w:val="en-IN"/>
+        </w:rPr>
+      </w:pPr>
+      <w:r>
+        <w:rPr>
+          <w:b/>
+          <w:bCs/>
+          <w:lang w:val="en-IN"/>
+        </w:rPr>
+        <w:t>Note:</w:t>
+      </w:r>
+      <w:r>
+        <w:rPr>
+          <w:lang w:val="en-IN"/>
+        </w:rPr>
+        <w:t xml:space="preserve"> This step only needs to be completed once on your computer.</w:t>
+      </w:r>
+    </w:p>
+    <w:p>
+      <w:pPr>
+        <w:rPr>
+          <w:lang w:val="en-IN"/>
+        </w:rPr>
+      </w:pPr>
+      <w:r>
+        <w:rPr>
+          <w:lang w:val="en-IN"/>
+        </w:rPr>
+        <w:pict w14:anchorId="4F54EEC1">
+          <v:rect id="_x0000_i1080" style="width:0;height:1.5pt" o:hralign="center" o:hrstd="t" o:hr="t" fillcolor="#a0a0a0" stroked="f"/>
+        </w:pict>
+      </w:r>
+    </w:p>
+    <w:p>
+      <w:pPr>
+        <w:rPr>
+          <w:b/>
+          <w:bCs/>
+          <w:lang w:val="en-IN"/>
+        </w:rPr>
+      </w:pPr>
+      <w:r>
+        <w:rPr>
+          <w:b/>
+          <w:bCs/>
+          <w:lang w:val="en-IN"/>
+        </w:rPr>
+        <w:t>Step 2 – Restore the Project Environment</w:t>
+      </w:r>
+    </w:p>
+    <w:p>
+      <w:pPr>
+        <w:rPr>
+          <w:lang w:val="en-IN"/>
+        </w:rPr>
+      </w:pPr>
+      <w:r>
+        <w:rPr>
+          <w:lang w:val="en-IN"/>
+        </w:rPr>
+        <w:t>After cloning the repository and opening the .</w:t>
+      </w:r>
+      <w:proofErr w:type="spellStart"/>
+      <w:r>
+        <w:rPr>
+          <w:lang w:val="en-IN"/>
+        </w:rPr>
+        <w:t>Rproj</w:t>
+      </w:r>
+      <w:proofErr w:type="spellEnd"/>
+      <w:r>
+        <w:rPr>
+          <w:lang w:val="en-IN"/>
+        </w:rPr>
+        <w:t xml:space="preserve"> file, restore the project's packages by running:</w:t>
+      </w:r>
+    </w:p>
+    <w:p>
+      <w:pPr>
+        <w:rPr>
+          <w:lang w:val="en-IN"/>
+        </w:rPr>
+      </w:pPr>
+      <w:proofErr w:type="spellStart"/>
+      <w:r>
+        <w:rPr>
+          <w:lang w:val="en-IN"/>
+        </w:rPr>
+        <w:t>renv</w:t>
+      </w:r>
+      <w:proofErr w:type="spellEnd"/>
+      <w:r>
+        <w:rPr>
+          <w:lang w:val="en-IN"/>
+        </w:rPr>
+        <w:t>::restore()</w:t>
+      </w:r>
+    </w:p>
+    <w:p>
+      <w:pPr>
+        <w:rPr>
+          <w:lang w:val="en-IN"/>
+        </w:rPr>
+      </w:pPr>
+      <w:r>
+        <w:rPr>
+          <w:lang w:val="en-IN"/>
+        </w:rPr>
+        <w:t xml:space="preserve">This will automatically install all required packages specified in the project's </w:t>
+      </w:r>
+      <w:proofErr w:type="spellStart"/>
+      <w:r>
+        <w:rPr>
+          <w:lang w:val="en-IN"/>
+        </w:rPr>
+        <w:t>renv.lock</w:t>
+      </w:r>
+      <w:proofErr w:type="spellEnd"/>
+      <w:r>
+        <w:rPr>
+          <w:lang w:val="en-IN"/>
+        </w:rPr>
+        <w:t xml:space="preserve"> file.</w:t>
+      </w:r>
+    </w:p>
+    <w:p>
+      <w:pPr>
+        <w:rPr>
+          <w:lang w:val="en-IN"/>
+        </w:rPr>
+      </w:pPr>
+      <w:r>
+        <w:rPr>
+          <w:b/>
+          <w:bCs/>
+          <w:lang w:val="en-IN"/>
+        </w:rPr>
+        <w:t>Note:</w:t>
+      </w:r>
+      <w:r>
+        <w:rPr>
+          <w:lang w:val="en-IN"/>
+        </w:rPr>
+        <w:t xml:space="preserve"> This process may take several minutes the first time.</w:t>
+      </w:r>
+    </w:p>
+    <w:p>
+      <w:pPr>
+        <w:rPr>
+          <w:lang w:val="en-IN"/>
+        </w:rPr>
+      </w:pPr>
+      <w:r>
+        <w:rPr>
+          <w:rFonts w:ascii="Segoe UI Emoji" w:hAnsi="Segoe UI Emoji" w:cs="Segoe UI Emoji"/>
+          <w:lang w:val="en-IN"/>
+        </w:rPr>
+        <w:t>📸</w:t>
+      </w:r>
+      <w:r>
+        <w:rPr>
+          <w:lang w:val="en-IN"/>
+        </w:rPr>
+        <w:t xml:space="preserve"> </w:t>
+      </w:r>
+      <w:r>
+        <w:rPr>
+          <w:b/>
+          <w:bCs/>
+          <w:lang w:val="en-IN"/>
+        </w:rPr>
+        <w:t>Screenshot:</w:t>
+      </w:r>
+      <w:r>
+        <w:rPr>
+          <w:lang w:val="en-IN"/>
+        </w:rPr>
+        <w:t xml:space="preserve"> Running </w:t>
+      </w:r>
+      <w:proofErr w:type="spellStart"/>
+      <w:r>
+        <w:rPr>
+          <w:lang w:val="en-IN"/>
+        </w:rPr>
+        <w:t>renv</w:t>
+      </w:r>
+      <w:proofErr w:type="spellEnd"/>
+      <w:r>
+        <w:rPr>
+          <w:lang w:val="en-IN"/>
+        </w:rPr>
+        <w:t>::restore() successfully in the R Console.</w:t>
+      </w:r>
+    </w:p>
+    <w:p>
+      <w:pPr>
+        <w:rPr>
+          <w:lang w:val="en-IN"/>
+        </w:rPr>
+      </w:pPr>
+      <w:r>
+        <w:rPr>
+          <w:lang w:val="en-IN"/>
+        </w:rPr>
+        <w:lastRenderedPageBreak/>
+        <w:pict w14:anchorId="08583AAF">
+          <v:rect id="_x0000_i1081" style="width:0;height:1.5pt" o:hralign="center" o:hrstd="t" o:hr="t" fillcolor="#a0a0a0" stroked="f"/>
+        </w:pict>
+      </w:r>
+    </w:p>
+    <w:p>
+      <w:pPr>
+        <w:rPr>
+          <w:b/>
+          <w:bCs/>
+          <w:lang w:val="en-IN"/>
+        </w:rPr>
+      </w:pPr>
+      <w:r>
+        <w:rPr>
+          <w:b/>
+          <w:bCs/>
+          <w:lang w:val="en-IN"/>
+        </w:rPr>
+        <w:t>Installing New Packages</w:t>
+      </w:r>
+    </w:p>
+    <w:p>
+      <w:pPr>
+        <w:rPr>
+          <w:lang w:val="en-IN"/>
+        </w:rPr>
+      </w:pPr>
+      <w:r>
+        <w:rPr>
+          <w:lang w:val="en-IN"/>
+        </w:rPr>
+        <w:t>If your task requires an additional package that is not already included:</w:t>
+      </w:r>
+    </w:p>
+    <w:p>
+      <w:pPr>
+        <w:rPr>
+          <w:lang w:val="en-IN"/>
+        </w:rPr>
+      </w:pPr>
+      <w:proofErr w:type="spellStart"/>
+      <w:r>
+        <w:rPr>
+          <w:lang w:val="en-IN"/>
+        </w:rPr>
+        <w:t>install.packages</w:t>
+      </w:r>
+      <w:proofErr w:type="spellEnd"/>
+      <w:r>
+        <w:rPr>
+          <w:lang w:val="en-IN"/>
+        </w:rPr>
+        <w:t>("</w:t>
+      </w:r>
+      <w:proofErr w:type="spellStart"/>
+      <w:r>
+        <w:rPr>
+          <w:lang w:val="en-IN"/>
+        </w:rPr>
+        <w:t>packageName</w:t>
+      </w:r>
+      <w:proofErr w:type="spellEnd"/>
+      <w:r>
+        <w:rPr>
+          <w:lang w:val="en-IN"/>
+        </w:rPr>
+        <w:t>")</w:t>
+      </w:r>
+    </w:p>
+    <w:p>
+      <w:pPr>
+        <w:rPr>
+          <w:lang w:val="en-IN"/>
+        </w:rPr>
+      </w:pPr>
+      <w:r>
+        <w:rPr>
+          <w:lang w:val="en-IN"/>
+        </w:rPr>
+        <w:t>Example:</w:t>
+      </w:r>
+    </w:p>
+    <w:p>
+      <w:pPr>
+        <w:rPr>
+          <w:lang w:val="en-IN"/>
+        </w:rPr>
+      </w:pPr>
+      <w:proofErr w:type="spellStart"/>
+      <w:r>
+        <w:rPr>
+          <w:lang w:val="en-IN"/>
+        </w:rPr>
+        <w:t>install.packages</w:t>
+      </w:r>
+      <w:proofErr w:type="spellEnd"/>
+      <w:r>
+        <w:rPr>
+          <w:lang w:val="en-IN"/>
+        </w:rPr>
+        <w:t>("</w:t>
+      </w:r>
+      <w:proofErr w:type="spellStart"/>
+      <w:r>
+        <w:rPr>
+          <w:lang w:val="en-IN"/>
+        </w:rPr>
+        <w:t>plotly</w:t>
+      </w:r>
+      <w:proofErr w:type="spellEnd"/>
+      <w:r>
+        <w:rPr>
+          <w:lang w:val="en-IN"/>
+        </w:rPr>
+        <w:t>")</w:t>
+      </w:r>
+    </w:p>
+    <w:p>
+      <w:pPr>
+        <w:rPr>
+          <w:lang w:val="en-IN"/>
+        </w:rPr>
+      </w:pPr>
+      <w:r>
+        <w:rPr>
+          <w:lang w:val="en-IN"/>
+        </w:rPr>
+        <w:pict w14:anchorId="3BCFF383">
+          <v:rect id="_x0000_i1082" style="width:0;height:1.5pt" o:hralign="center" o:hrstd="t" o:hr="t" fillcolor="#a0a0a0" stroked="f"/>
+        </w:pict>
+      </w:r>
+    </w:p>
+    <w:p>
+      <w:pPr>
+        <w:rPr>
+          <w:b/>
+          <w:bCs/>
+          <w:lang w:val="en-IN"/>
+        </w:rPr>
+      </w:pPr>
+      <w:r>
+        <w:rPr>
+          <w:b/>
+          <w:bCs/>
+          <w:lang w:val="en-IN"/>
+        </w:rPr>
+        <w:t>Updating the Project Environment</w:t>
+      </w:r>
+    </w:p>
+    <w:p>
+      <w:pPr>
+        <w:rPr>
+          <w:lang w:val="en-IN"/>
+        </w:rPr>
+      </w:pPr>
+      <w:r>
+        <w:rPr>
+          <w:lang w:val="en-IN"/>
+        </w:rPr>
+        <w:t>After installing any new package that should be available to the whole team, update the lock file:</w:t>
+      </w:r>
+    </w:p>
+    <w:p>
+      <w:pPr>
+        <w:rPr>
+          <w:lang w:val="en-IN"/>
+        </w:rPr>
+      </w:pPr>
+      <w:proofErr w:type="spellStart"/>
+      <w:r>
+        <w:rPr>
+          <w:lang w:val="en-IN"/>
+        </w:rPr>
+        <w:t>renv</w:t>
+      </w:r>
+      <w:proofErr w:type="spellEnd"/>
+      <w:r>
+        <w:rPr>
+          <w:lang w:val="en-IN"/>
+        </w:rPr>
+        <w:t>::snapshot()</w:t>
+      </w:r>
+    </w:p>
+    <w:p>
+      <w:pPr>
+        <w:rPr>
+          <w:lang w:val="en-IN"/>
+        </w:rPr>
+      </w:pPr>
+      <w:r>
+        <w:rPr>
+          <w:lang w:val="en-IN"/>
+        </w:rPr>
+        <w:t xml:space="preserve">This records the current package versions in </w:t>
+      </w:r>
+      <w:proofErr w:type="spellStart"/>
+      <w:r>
+        <w:rPr>
+          <w:lang w:val="en-IN"/>
+        </w:rPr>
+        <w:t>renv.lock</w:t>
+      </w:r>
+      <w:proofErr w:type="spellEnd"/>
+      <w:r>
+        <w:rPr>
+          <w:lang w:val="en-IN"/>
+        </w:rPr>
+        <w:t>.</w:t>
+      </w:r>
+    </w:p>
+    <w:p>
+      <w:pPr>
+        <w:rPr>
+          <w:lang w:val="en-IN"/>
+        </w:rPr>
+      </w:pPr>
+      <w:r>
+        <w:rPr>
+          <w:b/>
+          <w:bCs/>
+          <w:lang w:val="en-IN"/>
+        </w:rPr>
+        <w:t>Important:</w:t>
+      </w:r>
+      <w:r>
+        <w:rPr>
+          <w:lang w:val="en-IN"/>
+        </w:rPr>
+        <w:t xml:space="preserve"> Always commit the updated </w:t>
+      </w:r>
+      <w:proofErr w:type="spellStart"/>
+      <w:r>
+        <w:rPr>
+          <w:lang w:val="en-IN"/>
+        </w:rPr>
+        <w:t>renv.lock</w:t>
+      </w:r>
+      <w:proofErr w:type="spellEnd"/>
+      <w:r>
+        <w:rPr>
+          <w:lang w:val="en-IN"/>
+        </w:rPr>
+        <w:t xml:space="preserve"> file.</w:t>
+      </w:r>
+    </w:p>
+    <w:p>
+      <w:pPr>
+        <w:rPr>
+          <w:lang w:val="en-IN"/>
+        </w:rPr>
+      </w:pPr>
+      <w:r>
+        <w:rPr>
+          <w:lang w:val="en-IN"/>
+        </w:rPr>
+        <w:t>Example:</w:t>
+      </w:r>
+    </w:p>
+    <w:p>
+      <w:pPr>
+        <w:rPr>
+          <w:lang w:val="en-IN"/>
+        </w:rPr>
+      </w:pPr>
+      <w:r>
+        <w:rPr>
+          <w:lang w:val="en-IN"/>
+        </w:rPr>
+        <w:t xml:space="preserve">git add </w:t>
+      </w:r>
+      <w:proofErr w:type="spellStart"/>
+      <w:r>
+        <w:rPr>
+          <w:lang w:val="en-IN"/>
+        </w:rPr>
+        <w:t>renv.lock</w:t>
+      </w:r>
+      <w:proofErr w:type="spellEnd"/>
+    </w:p>
+    <w:p>
+      <w:pPr>
+        <w:rPr>
+          <w:lang w:val="en-IN"/>
+        </w:rPr>
+      </w:pPr>
+      <w:r>
+        <w:rPr>
+          <w:lang w:val="en-IN"/>
+        </w:rPr>
+        <w:t xml:space="preserve">git commit -m "Add </w:t>
+      </w:r>
+      <w:proofErr w:type="spellStart"/>
+      <w:r>
+        <w:rPr>
+          <w:lang w:val="en-IN"/>
+        </w:rPr>
+        <w:t>plotly</w:t>
+      </w:r>
+      <w:proofErr w:type="spellEnd"/>
+      <w:r>
+        <w:rPr>
+          <w:lang w:val="en-IN"/>
+        </w:rPr>
+        <w:t xml:space="preserve"> dependency"</w:t>
+      </w:r>
+    </w:p>
+    <w:p>
+      <w:pPr>
+        <w:rPr>
+          <w:lang w:val="en-IN"/>
+        </w:rPr>
+      </w:pPr>
+      <w:r>
+        <w:rPr>
+          <w:lang w:val="en-IN"/>
+        </w:rPr>
+        <w:t>git push</w:t>
+      </w:r>
+    </w:p>
+    <w:p>
+      <w:pPr>
+        <w:rPr>
+          <w:lang w:val="en-IN"/>
+        </w:rPr>
+      </w:pPr>
+      <w:r>
+        <w:rPr>
+          <w:lang w:val="en-IN"/>
+        </w:rPr>
+        <w:pict w14:anchorId="33BDBB50">
+          <v:rect id="_x0000_i1083" style="width:0;height:1.5pt" o:hralign="center" o:hrstd="t" o:hr="t" fillcolor="#a0a0a0" stroked="f"/>
+        </w:pict>
+      </w:r>
+    </w:p>
+    <w:p>
+      <w:pPr>
+        <w:rPr>
+          <w:b/>
+          <w:bCs/>
+          <w:lang w:val="en-IN"/>
+        </w:rPr>
+      </w:pPr>
+      <w:r>
+        <w:rPr>
+          <w:b/>
+          <w:bCs/>
+          <w:lang w:val="en-IN"/>
+        </w:rPr>
+        <w:t>Restoring After Pulling Changes</w:t>
+      </w:r>
+    </w:p>
+    <w:p>
+      <w:pPr>
+        <w:rPr>
+          <w:lang w:val="en-IN"/>
+        </w:rPr>
+      </w:pPr>
+      <w:r>
+        <w:rPr>
+          <w:lang w:val="en-IN"/>
+        </w:rPr>
+        <w:t>If another team member updates the project's dependencies and you pull the latest changes, run:</w:t>
+      </w:r>
+    </w:p>
+    <w:p>
+      <w:pPr>
+        <w:rPr>
+          <w:lang w:val="en-IN"/>
+        </w:rPr>
+      </w:pPr>
+      <w:proofErr w:type="spellStart"/>
+      <w:r>
+        <w:rPr>
+          <w:lang w:val="en-IN"/>
+        </w:rPr>
+        <w:t>renv</w:t>
+      </w:r>
+      <w:proofErr w:type="spellEnd"/>
+      <w:r>
+        <w:rPr>
+          <w:lang w:val="en-IN"/>
+        </w:rPr>
+        <w:t>::restore()</w:t>
+      </w:r>
+    </w:p>
+    <w:p>
+      <w:pPr>
+        <w:rPr>
+          <w:lang w:val="en-IN"/>
+        </w:rPr>
+      </w:pPr>
+      <w:r>
+        <w:rPr>
+          <w:lang w:val="en-IN"/>
+        </w:rPr>
+        <w:t xml:space="preserve">This synchronises your local package library with the updated </w:t>
+      </w:r>
+      <w:proofErr w:type="spellStart"/>
+      <w:r>
+        <w:rPr>
+          <w:lang w:val="en-IN"/>
+        </w:rPr>
+        <w:t>renv.lock</w:t>
+      </w:r>
+      <w:proofErr w:type="spellEnd"/>
+      <w:r>
+        <w:rPr>
+          <w:lang w:val="en-IN"/>
+        </w:rPr>
+        <w:t>.</w:t>
+      </w:r>
+    </w:p>
+    <w:p>
+      <w:pPr>
+        <w:rPr>
+          <w:lang w:val="en-IN"/>
+        </w:rPr>
+      </w:pPr>
+      <w:r>
+        <w:rPr>
+          <w:lang w:val="en-IN"/>
+        </w:rPr>
+        <w:pict w14:anchorId="10C7B3EC">
+          <v:rect id="_x0000_i1084" style="width:0;height:1.5pt" o:hralign="center" o:hrstd="t" o:hr="t" fillcolor="#a0a0a0" stroked="f"/>
+        </w:pict>
+      </w:r>
+    </w:p>
+    <w:p>
+      <w:pPr>
+        <w:rPr>
+          <w:b/>
+          <w:bCs/>
+          <w:lang w:val="en-IN"/>
+        </w:rPr>
+      </w:pPr>
+      <w:r>
+        <w:rPr>
+          <w:b/>
+          <w:bCs/>
+          <w:lang w:val="en-IN"/>
+        </w:rPr>
+        <w:t>Project Files</w:t>
+      </w:r>
+    </w:p>
+    <w:p>
+      <w:pPr>
+        <w:rPr>
+          <w:lang w:val="en-IN"/>
+        </w:rPr>
+      </w:pPr>
+      <w:r>
+        <w:rPr>
+          <w:lang w:val="en-IN"/>
+        </w:rPr>
+        <w:t>The following files are part of the project's environment management.</w:t>
+      </w:r>
+    </w:p>
+    <w:tbl>
+      <w:tblPr>
+        <w:tblW w:w="0" w:type="auto"/>
+        <w:tblCellSpacing w:w="15" w:type="dxa"/>
+        <w:tblCellMar>
+          <w:top w:w="15" w:type="dxa"/>
+          <w:left w:w="15" w:type="dxa"/>
+          <w:bottom w:w="15" w:type="dxa"/>
+          <w:right w:w="15" w:type="dxa"/>
+        </w:tblCellMar>
+        <w:tblLook w:val="04A0" w:firstRow="1" w:lastRow="0" w:firstColumn="1" w:lastColumn="0" w:noHBand="0" w:noVBand="1"/>
+      </w:tblPr>
+      <w:tblGrid>
+        <w:gridCol w:w="941"/>
+        <w:gridCol w:w="5085"/>
+      </w:tblGrid>
+      <w:tr>
+        <w:trPr>
+          <w:tblHeader/>
+          <w:tblCellSpacing w:w="15" w:type="dxa"/>
+        </w:trPr>
+        <w:tc>
+          <w:tcPr>
+            <w:tcW w:w="0" w:type="auto"/>
+            <w:vAlign w:val="center"/>
+            <w:hideMark/>
+          </w:tcPr>
+          <w:p>
+            <w:pPr>
+              <w:rPr>
+                <w:b/>
+                <w:bCs/>
+                <w:lang w:val="en-IN"/>
+              </w:rPr>
+            </w:pPr>
+            <w:r>
+              <w:rPr>
+                <w:b/>
+                <w:bCs/>
+                <w:lang w:val="en-IN"/>
+              </w:rPr>
+              <w:lastRenderedPageBreak/>
+              <w:t>File</w:t>
+            </w:r>
+          </w:p>
+        </w:tc>
+        <w:tc>
+          <w:tcPr>
+            <w:tcW w:w="0" w:type="auto"/>
+            <w:vAlign w:val="center"/>
+            <w:hideMark/>
+          </w:tcPr>
+          <w:p>
+            <w:pPr>
+              <w:rPr>
+                <w:b/>
+                <w:bCs/>
+                <w:lang w:val="en-IN"/>
+              </w:rPr>
+            </w:pPr>
+            <w:r>
+              <w:rPr>
+                <w:b/>
+                <w:bCs/>
+                <w:lang w:val="en-IN"/>
+              </w:rPr>
+              <w:t>Purpose</w:t>
+            </w:r>
+          </w:p>
+        </w:tc>
+      </w:tr>
+      <w:tr>
+        <w:trPr>
+          <w:tblCellSpacing w:w="15" w:type="dxa"/>
+        </w:trPr>
+        <w:tc>
+          <w:tcPr>
+            <w:tcW w:w="0" w:type="auto"/>
+            <w:vAlign w:val="center"/>
+            <w:hideMark/>
+          </w:tcPr>
+          <w:p>
+            <w:pPr>
+              <w:rPr>
+                <w:lang w:val="en-IN"/>
+              </w:rPr>
+            </w:pPr>
+            <w:proofErr w:type="spellStart"/>
+            <w:r>
+              <w:rPr>
+                <w:lang w:val="en-IN"/>
+              </w:rPr>
+              <w:t>renv.lock</w:t>
+            </w:r>
+            <w:proofErr w:type="spellEnd"/>
+          </w:p>
+        </w:tc>
+        <w:tc>
+          <w:tcPr>
+            <w:tcW w:w="0" w:type="auto"/>
+            <w:vAlign w:val="center"/>
+            <w:hideMark/>
+          </w:tcPr>
+          <w:p>
+            <w:pPr>
+              <w:rPr>
+                <w:lang w:val="en-IN"/>
+              </w:rPr>
+            </w:pPr>
+            <w:r>
+              <w:rPr>
+                <w:lang w:val="en-IN"/>
+              </w:rPr>
+              <w:t>Stores the project's package versions.</w:t>
+            </w:r>
+          </w:p>
+        </w:tc>
+      </w:tr>
+      <w:tr>
+        <w:trPr>
+          <w:tblCellSpacing w:w="15" w:type="dxa"/>
+        </w:trPr>
+        <w:tc>
+          <w:tcPr>
+            <w:tcW w:w="0" w:type="auto"/>
+            <w:vAlign w:val="center"/>
+            <w:hideMark/>
+          </w:tcPr>
+          <w:p>
+            <w:pPr>
+              <w:rPr>
+                <w:lang w:val="en-IN"/>
+              </w:rPr>
+            </w:pPr>
+            <w:proofErr w:type="spellStart"/>
+            <w:r>
+              <w:rPr>
+                <w:lang w:val="en-IN"/>
+              </w:rPr>
+              <w:t>renv</w:t>
+            </w:r>
+            <w:proofErr w:type="spellEnd"/>
+            <w:r>
+              <w:rPr>
+                <w:lang w:val="en-IN"/>
+              </w:rPr>
+              <w:t>/</w:t>
+            </w:r>
+          </w:p>
+        </w:tc>
+        <w:tc>
+          <w:tcPr>
+            <w:tcW w:w="0" w:type="auto"/>
+            <w:vAlign w:val="center"/>
+            <w:hideMark/>
+          </w:tcPr>
+          <w:p>
+            <w:pPr>
+              <w:rPr>
+                <w:lang w:val="en-IN"/>
+              </w:rPr>
+            </w:pPr>
+            <w:r>
+              <w:rPr>
+                <w:lang w:val="en-IN"/>
+              </w:rPr>
+              <w:t>Contains the project environment and bootstrap files.</w:t>
+            </w:r>
+          </w:p>
+        </w:tc>
+      </w:tr>
+    </w:tbl>
+    <w:p>
+      <w:pPr>
+        <w:rPr>
+          <w:lang w:val="en-IN"/>
+        </w:rPr>
+      </w:pPr>
+      <w:r>
+        <w:rPr>
+          <w:b/>
+          <w:bCs/>
+          <w:lang w:val="en-IN"/>
+        </w:rPr>
+        <w:t>Do not delete or rename these files.</w:t>
+      </w:r>
+    </w:p>
+    <w:p>
+      <w:pPr>
+        <w:rPr>
+          <w:lang w:val="en-IN"/>
+        </w:rPr>
+      </w:pPr>
+      <w:r>
+        <w:rPr>
+          <w:lang w:val="en-IN"/>
+        </w:rPr>
+        <w:pict w14:anchorId="584E1FA0">
+          <v:rect id="_x0000_i1085" style="width:0;height:1.5pt" o:hralign="center" o:hrstd="t" o:hr="t" fillcolor="#a0a0a0" stroked="f"/>
+        </w:pict>
+      </w:r>
+    </w:p>
+    <w:p>
+      <w:pPr>
+        <w:rPr>
+          <w:b/>
+          <w:bCs/>
+          <w:lang w:val="en-IN"/>
+        </w:rPr>
+      </w:pPr>
+      <w:r>
+        <w:rPr>
+          <w:b/>
+          <w:bCs/>
+          <w:lang w:val="en-IN"/>
+        </w:rPr>
+        <w:t>Team Responsibilities</w:t>
+      </w:r>
+    </w:p>
+    <w:p>
+      <w:pPr>
+        <w:rPr>
+          <w:lang w:val="en-IN"/>
+        </w:rPr>
+      </w:pPr>
+      <w:r>
+        <w:rPr>
+          <w:lang w:val="en-IN"/>
+        </w:rPr>
+        <w:t>All team members must follow these guidelines:</w:t>
+      </w:r>
+    </w:p>
+    <w:p>
+      <w:pPr>
+        <w:numPr>
+          <w:ilvl w:val="0"/>
+          <w:numId w:val="11"/>
+        </w:numPr>
+        <w:rPr>
+          <w:lang w:val="en-IN"/>
+        </w:rPr>
+      </w:pPr>
+      <w:r>
+        <w:rPr>
+          <w:lang w:val="en-IN"/>
+        </w:rPr>
+        <w:t>Use the project through the .</w:t>
+      </w:r>
+      <w:proofErr w:type="spellStart"/>
+      <w:r>
+        <w:rPr>
+          <w:lang w:val="en-IN"/>
+        </w:rPr>
+        <w:t>Rproj</w:t>
+      </w:r>
+      <w:proofErr w:type="spellEnd"/>
+      <w:r>
+        <w:rPr>
+          <w:lang w:val="en-IN"/>
+        </w:rPr>
+        <w:t xml:space="preserve"> file. </w:t>
+      </w:r>
+    </w:p>
+    <w:p>
+      <w:pPr>
+        <w:numPr>
+          <w:ilvl w:val="0"/>
+          <w:numId w:val="11"/>
+        </w:numPr>
+        <w:rPr>
+          <w:lang w:val="en-IN"/>
+        </w:rPr>
+      </w:pPr>
+      <w:r>
+        <w:rPr>
+          <w:lang w:val="en-IN"/>
+        </w:rPr>
+        <w:t xml:space="preserve">Run </w:t>
+      </w:r>
+      <w:proofErr w:type="spellStart"/>
+      <w:r>
+        <w:rPr>
+          <w:lang w:val="en-IN"/>
+        </w:rPr>
+        <w:t>renv</w:t>
+      </w:r>
+      <w:proofErr w:type="spellEnd"/>
+      <w:r>
+        <w:rPr>
+          <w:lang w:val="en-IN"/>
+        </w:rPr>
+        <w:t xml:space="preserve">::restore() after cloning the repository. </w:t>
+      </w:r>
+    </w:p>
+    <w:p>
+      <w:pPr>
+        <w:numPr>
+          <w:ilvl w:val="0"/>
+          <w:numId w:val="11"/>
+        </w:numPr>
+        <w:rPr>
+          <w:lang w:val="en-IN"/>
+        </w:rPr>
+      </w:pPr>
+      <w:r>
+        <w:rPr>
+          <w:lang w:val="en-IN"/>
+        </w:rPr>
+        <w:t xml:space="preserve">Run </w:t>
+      </w:r>
+      <w:proofErr w:type="spellStart"/>
+      <w:r>
+        <w:rPr>
+          <w:lang w:val="en-IN"/>
+        </w:rPr>
+        <w:t>renv</w:t>
+      </w:r>
+      <w:proofErr w:type="spellEnd"/>
+      <w:r>
+        <w:rPr>
+          <w:lang w:val="en-IN"/>
+        </w:rPr>
+        <w:t xml:space="preserve">::restore() whenever </w:t>
+      </w:r>
+      <w:proofErr w:type="spellStart"/>
+      <w:r>
+        <w:rPr>
+          <w:lang w:val="en-IN"/>
+        </w:rPr>
+        <w:t>renv.lock</w:t>
+      </w:r>
+      <w:proofErr w:type="spellEnd"/>
+      <w:r>
+        <w:rPr>
+          <w:lang w:val="en-IN"/>
+        </w:rPr>
+        <w:t xml:space="preserve"> changes. </w:t>
+      </w:r>
+    </w:p>
+    <w:p>
+      <w:pPr>
+        <w:numPr>
+          <w:ilvl w:val="0"/>
+          <w:numId w:val="11"/>
+        </w:numPr>
+        <w:rPr>
+          <w:lang w:val="en-IN"/>
+        </w:rPr>
+      </w:pPr>
+      <w:r>
+        <w:rPr>
+          <w:lang w:val="en-IN"/>
+        </w:rPr>
+        <w:t xml:space="preserve">Run </w:t>
+      </w:r>
+      <w:proofErr w:type="spellStart"/>
+      <w:r>
+        <w:rPr>
+          <w:lang w:val="en-IN"/>
+        </w:rPr>
+        <w:t>renv</w:t>
+      </w:r>
+      <w:proofErr w:type="spellEnd"/>
+      <w:r>
+        <w:rPr>
+          <w:lang w:val="en-IN"/>
+        </w:rPr>
+        <w:t xml:space="preserve">::snapshot() after adding or updating project dependencies. </w:t>
+      </w:r>
+    </w:p>
+    <w:p>
+      <w:pPr>
+        <w:numPr>
+          <w:ilvl w:val="0"/>
+          <w:numId w:val="11"/>
+        </w:numPr>
+        <w:rPr>
+          <w:lang w:val="en-IN"/>
+        </w:rPr>
+      </w:pPr>
+      <w:r>
+        <w:rPr>
+          <w:lang w:val="en-IN"/>
+        </w:rPr>
+        <w:t xml:space="preserve">Commit the updated </w:t>
+      </w:r>
+      <w:proofErr w:type="spellStart"/>
+      <w:r>
+        <w:rPr>
+          <w:lang w:val="en-IN"/>
+        </w:rPr>
+        <w:t>renv.lock</w:t>
+      </w:r>
+      <w:proofErr w:type="spellEnd"/>
+      <w:r>
+        <w:rPr>
+          <w:lang w:val="en-IN"/>
+        </w:rPr>
+        <w:t xml:space="preserve"> file whenever dependencies change. </w:t>
+      </w:r>
+    </w:p>
+    <w:p>
+      <w:pPr>
+        <w:numPr>
+          <w:ilvl w:val="0"/>
+          <w:numId w:val="11"/>
+        </w:numPr>
+        <w:rPr>
+          <w:lang w:val="en-IN"/>
+        </w:rPr>
+      </w:pPr>
+      <w:r>
+        <w:rPr>
+          <w:lang w:val="en-IN"/>
+        </w:rPr>
+        <w:t xml:space="preserve">Do not manually edit </w:t>
+      </w:r>
+      <w:proofErr w:type="spellStart"/>
+      <w:r>
+        <w:rPr>
+          <w:lang w:val="en-IN"/>
+        </w:rPr>
+        <w:t>renv.lock</w:t>
+      </w:r>
+      <w:proofErr w:type="spellEnd"/>
+      <w:r>
+        <w:rPr>
+          <w:lang w:val="en-IN"/>
+        </w:rPr>
+        <w:t xml:space="preserve">. </w:t>
+      </w:r>
+    </w:p>
+    <w:p>
+      <w:pPr>
+        <w:rPr>
+          <w:lang w:val="en-IN"/>
+        </w:rPr>
+      </w:pPr>
+      <w:r>
+        <w:rPr>
+          <w:lang w:val="en-IN"/>
+        </w:rPr>
+        <w:pict w14:anchorId="4820347C">
+          <v:rect id="_x0000_i1086" style="width:0;height:1.5pt" o:hralign="center" o:hrstd="t" o:hr="t" fillcolor="#a0a0a0" stroked="f"/>
+        </w:pict>
+      </w:r>
+    </w:p>
+    <w:p>
+      <w:pPr>
+        <w:rPr>
+          <w:b/>
+          <w:bCs/>
+          <w:lang w:val="en-IN"/>
+        </w:rPr>
+      </w:pPr>
+      <w:r>
+        <w:rPr>
+          <w:b/>
+          <w:bCs/>
+          <w:lang w:val="en-IN"/>
+        </w:rPr>
+        <w:t>Common Commands</w:t>
+      </w:r>
+    </w:p>
+    <w:tbl>
+      <w:tblPr>
+        <w:tblW w:w="0" w:type="auto"/>
+        <w:tblCellSpacing w:w="15" w:type="dxa"/>
+        <w:tblCellMar>
+          <w:top w:w="15" w:type="dxa"/>
+          <w:left w:w="15" w:type="dxa"/>
+          <w:bottom w:w="15" w:type="dxa"/>
+          <w:right w:w="15" w:type="dxa"/>
+        </w:tblCellMar>
+        <w:tblLook w:val="04A0" w:firstRow="1" w:lastRow="0" w:firstColumn="1" w:lastColumn="0" w:noHBand="0" w:noVBand="1"/>
+      </w:tblPr>
+      <w:tblGrid>
+        <w:gridCol w:w="2925"/>
+        <w:gridCol w:w="2333"/>
+      </w:tblGrid>
+      <w:tr>
+        <w:trPr>
+          <w:tblHeader/>
+          <w:tblCellSpacing w:w="15" w:type="dxa"/>
+        </w:trPr>
+        <w:tc>
+          <w:tcPr>
+            <w:tcW w:w="0" w:type="auto"/>
+            <w:vAlign w:val="center"/>
+            <w:hideMark/>
+          </w:tcPr>
+          <w:p>
+            <w:pPr>
+              <w:rPr>
+                <w:b/>
+                <w:bCs/>
+                <w:lang w:val="en-IN"/>
+              </w:rPr>
+            </w:pPr>
+            <w:r>
+              <w:rPr>
+                <w:b/>
+                <w:bCs/>
+                <w:lang w:val="en-IN"/>
+              </w:rPr>
+              <w:t>Task</w:t>
+            </w:r>
+          </w:p>
+        </w:tc>
+        <w:tc>
+          <w:tcPr>
+            <w:tcW w:w="0" w:type="auto"/>
+            <w:vAlign w:val="center"/>
+            <w:hideMark/>
+          </w:tcPr>
+          <w:p>
+            <w:pPr>
+              <w:rPr>
+                <w:b/>
+                <w:bCs/>
+                <w:lang w:val="en-IN"/>
+              </w:rPr>
+            </w:pPr>
+            <w:r>
+              <w:rPr>
+                <w:b/>
+                <w:bCs/>
+                <w:lang w:val="en-IN"/>
+              </w:rPr>
+              <w:t>Command</w:t>
+            </w:r>
+          </w:p>
+        </w:tc>
+      </w:tr>
+      <w:tr>
+        <w:trPr>
+          <w:tblCellSpacing w:w="15" w:type="dxa"/>
+        </w:trPr>
+        <w:tc>
+          <w:tcPr>
+            <w:tcW w:w="0" w:type="auto"/>
+            <w:vAlign w:val="center"/>
+            <w:hideMark/>
+          </w:tcPr>
+          <w:p>
+            <w:pPr>
+              <w:rPr>
+                <w:lang w:val="en-IN"/>
+              </w:rPr>
+            </w:pPr>
+            <w:r>
+              <w:rPr>
+                <w:lang w:val="en-IN"/>
+              </w:rPr>
+              <w:t xml:space="preserve">Install </w:t>
+            </w:r>
+            <w:proofErr w:type="spellStart"/>
+            <w:r>
+              <w:rPr>
+                <w:lang w:val="en-IN"/>
+              </w:rPr>
+              <w:t>renv</w:t>
+            </w:r>
+            <w:proofErr w:type="spellEnd"/>
+          </w:p>
+        </w:tc>
+        <w:tc>
+          <w:tcPr>
+            <w:tcW w:w="0" w:type="auto"/>
+            <w:vAlign w:val="center"/>
+            <w:hideMark/>
+          </w:tcPr>
+          <w:p>
+            <w:pPr>
+              <w:rPr>
+                <w:lang w:val="en-IN"/>
+              </w:rPr>
+            </w:pPr>
+            <w:proofErr w:type="spellStart"/>
+            <w:r>
+              <w:rPr>
+                <w:lang w:val="en-IN"/>
+              </w:rPr>
+              <w:t>install.packages</w:t>
+            </w:r>
+            <w:proofErr w:type="spellEnd"/>
+            <w:r>
+              <w:rPr>
+                <w:lang w:val="en-IN"/>
+              </w:rPr>
+              <w:t>("</w:t>
+            </w:r>
+            <w:proofErr w:type="spellStart"/>
+            <w:r>
+              <w:rPr>
+                <w:lang w:val="en-IN"/>
+              </w:rPr>
+              <w:t>renv</w:t>
+            </w:r>
+            <w:proofErr w:type="spellEnd"/>
+            <w:r>
+              <w:rPr>
+                <w:lang w:val="en-IN"/>
+              </w:rPr>
+              <w:t>")</w:t>
+            </w:r>
+          </w:p>
+        </w:tc>
+      </w:tr>
+      <w:tr>
+        <w:trPr>
+          <w:tblCellSpacing w:w="15" w:type="dxa"/>
+        </w:trPr>
+        <w:tc>
+          <w:tcPr>
+            <w:tcW w:w="0" w:type="auto"/>
+            <w:vAlign w:val="center"/>
+            <w:hideMark/>
+          </w:tcPr>
+          <w:p>
+            <w:pPr>
+              <w:rPr>
+                <w:lang w:val="en-IN"/>
+              </w:rPr>
+            </w:pPr>
+            <w:r>
+              <w:rPr>
+                <w:lang w:val="en-IN"/>
+              </w:rPr>
+              <w:t>Restore packages</w:t>
+            </w:r>
+          </w:p>
+        </w:tc>
+        <w:tc>
+          <w:tcPr>
+            <w:tcW w:w="0" w:type="auto"/>
+            <w:vAlign w:val="center"/>
+            <w:hideMark/>
+          </w:tcPr>
+          <w:p>
+            <w:pPr>
+              <w:rPr>
+                <w:lang w:val="en-IN"/>
+              </w:rPr>
+            </w:pPr>
+            <w:proofErr w:type="spellStart"/>
+            <w:r>
+              <w:rPr>
+                <w:lang w:val="en-IN"/>
+              </w:rPr>
+              <w:t>renv</w:t>
+            </w:r>
+            <w:proofErr w:type="spellEnd"/>
+            <w:r>
+              <w:rPr>
+                <w:lang w:val="en-IN"/>
+              </w:rPr>
+              <w:t>::restore()</w:t>
+            </w:r>
+          </w:p>
+        </w:tc>
+      </w:tr>
+      <w:tr>
+        <w:trPr>
+          <w:tblCellSpacing w:w="15" w:type="dxa"/>
+        </w:trPr>
+        <w:tc>
+          <w:tcPr>
+            <w:tcW w:w="0" w:type="auto"/>
+            <w:vAlign w:val="center"/>
+            <w:hideMark/>
+          </w:tcPr>
+          <w:p>
+            <w:pPr>
+              <w:rPr>
+                <w:lang w:val="en-IN"/>
+              </w:rPr>
+            </w:pPr>
+            <w:r>
+              <w:rPr>
+                <w:lang w:val="en-IN"/>
+              </w:rPr>
+              <w:t>Save current package versions</w:t>
+            </w:r>
+          </w:p>
+        </w:tc>
+        <w:tc>
+          <w:tcPr>
+            <w:tcW w:w="0" w:type="auto"/>
+            <w:vAlign w:val="center"/>
+            <w:hideMark/>
+          </w:tcPr>
+          <w:p>
+            <w:pPr>
+              <w:rPr>
+                <w:lang w:val="en-IN"/>
+              </w:rPr>
+            </w:pPr>
+            <w:proofErr w:type="spellStart"/>
+            <w:r>
+              <w:rPr>
+                <w:lang w:val="en-IN"/>
+              </w:rPr>
+              <w:t>renv</w:t>
+            </w:r>
+            <w:proofErr w:type="spellEnd"/>
+            <w:r>
+              <w:rPr>
+                <w:lang w:val="en-IN"/>
+              </w:rPr>
+              <w:t>::snapshot()</w:t>
+            </w:r>
+          </w:p>
+        </w:tc>
+      </w:tr>
+      <w:tr>
+        <w:trPr>
+          <w:tblCellSpacing w:w="15" w:type="dxa"/>
+        </w:trPr>
+        <w:tc>
+          <w:tcPr>
+            <w:tcW w:w="0" w:type="auto"/>
+            <w:vAlign w:val="center"/>
+            <w:hideMark/>
+          </w:tcPr>
+          <w:p>
+            <w:pPr>
+              <w:rPr>
+                <w:lang w:val="en-IN"/>
+              </w:rPr>
+            </w:pPr>
+            <w:r>
+              <w:rPr>
+                <w:lang w:val="en-IN"/>
+              </w:rPr>
+              <w:t>Check project status</w:t>
+            </w:r>
+          </w:p>
+        </w:tc>
+        <w:tc>
+          <w:tcPr>
+            <w:tcW w:w="0" w:type="auto"/>
+            <w:vAlign w:val="center"/>
+            <w:hideMark/>
+          </w:tcPr>
+          <w:p>
+            <w:pPr>
+              <w:rPr>
+                <w:lang w:val="en-IN"/>
+              </w:rPr>
+            </w:pPr>
+            <w:proofErr w:type="spellStart"/>
+            <w:r>
+              <w:rPr>
+                <w:lang w:val="en-IN"/>
+              </w:rPr>
+              <w:t>renv</w:t>
+            </w:r>
+            <w:proofErr w:type="spellEnd"/>
+            <w:r>
+              <w:rPr>
+                <w:lang w:val="en-IN"/>
+              </w:rPr>
+              <w:t>::status()</w:t>
+            </w:r>
+          </w:p>
+        </w:tc>
+      </w:tr>
+    </w:tbl>
+    <w:p>
+      <w:pPr>
+        <w:rPr>
+          <w:lang w:val="en-IN"/>
+        </w:rPr>
+      </w:pPr>
+      <w:r>
+        <w:rPr>
+          <w:lang w:val="en-IN"/>
+        </w:rPr>
+        <w:pict w14:anchorId="168A6073">
+          <v:rect id="_x0000_i1087" style="width:0;height:1.5pt" o:hralign="center" o:hrstd="t" o:hr="t" fillcolor="#a0a0a0" stroked="f"/>
+        </w:pict>
+      </w:r>
+    </w:p>
+    <w:p>
+      <w:pPr>
+        <w:rPr>
+          <w:b/>
+          <w:bCs/>
+          <w:lang w:val="en-IN"/>
+        </w:rPr>
+      </w:pPr>
+      <w:r>
+        <w:rPr>
+          <w:b/>
+          <w:bCs/>
+          <w:lang w:val="en-IN"/>
+        </w:rPr>
+        <w:t>Workflow</w:t>
+      </w:r>
+    </w:p>
+    <w:p>
+      <w:pPr>
+        <w:rPr>
+          <w:lang w:val="en-IN"/>
+        </w:rPr>
+      </w:pPr>
+      <w:r>
+        <w:rPr>
+          <w:lang w:val="en-IN"/>
+        </w:rPr>
+        <w:t>Clone Repository</w:t>
+      </w:r>
+    </w:p>
+    <w:p>
+      <w:pPr>
+        <w:rPr>
+          <w:lang w:val="en-IN"/>
+        </w:rPr>
+      </w:pPr>
+      <w:r>
+        <w:rPr>
+          <w:lang w:val="en-IN"/>
+        </w:rPr>
+        <w:t xml:space="preserve">        │</w:t>
+      </w:r>
+    </w:p>
+    <w:p>
+      <w:pPr>
+        <w:rPr>
+          <w:lang w:val="en-IN"/>
+        </w:rPr>
+      </w:pPr>
+      <w:r>
+        <w:rPr>
+          <w:lang w:val="en-IN"/>
+        </w:rPr>
+        <w:t xml:space="preserve">        ▼</w:t>
+      </w:r>
+    </w:p>
+    <w:p>
+      <w:pPr>
+        <w:rPr>
+          <w:lang w:val="en-IN"/>
+        </w:rPr>
+      </w:pPr>
+      <w:r>
+        <w:rPr>
+          <w:lang w:val="en-IN"/>
+        </w:rPr>
+        <w:lastRenderedPageBreak/>
+        <w:t>Open .</w:t>
+      </w:r>
+      <w:proofErr w:type="spellStart"/>
+      <w:r>
+        <w:rPr>
+          <w:lang w:val="en-IN"/>
+        </w:rPr>
+        <w:t>Rproj</w:t>
+      </w:r>
+      <w:proofErr w:type="spellEnd"/>
+    </w:p>
+    <w:p>
+      <w:pPr>
+        <w:rPr>
+          <w:lang w:val="en-IN"/>
+        </w:rPr>
+      </w:pPr>
+      <w:r>
+        <w:rPr>
+          <w:lang w:val="en-IN"/>
+        </w:rPr>
+        <w:t xml:space="preserve">        │</w:t>
+      </w:r>
+    </w:p>
+    <w:p>
+      <w:pPr>
+        <w:rPr>
+          <w:lang w:val="en-IN"/>
+        </w:rPr>
+      </w:pPr>
+      <w:r>
+        <w:rPr>
+          <w:lang w:val="en-IN"/>
+        </w:rPr>
+        <w:t xml:space="preserve">        ▼</w:t>
+      </w:r>
+    </w:p>
+    <w:p>
+      <w:pPr>
+        <w:rPr>
+          <w:lang w:val="en-IN"/>
+        </w:rPr>
+      </w:pPr>
+      <w:r>
+        <w:rPr>
+          <w:lang w:val="en-IN"/>
+        </w:rPr>
+        <w:t xml:space="preserve">Run </w:t>
+      </w:r>
+      <w:proofErr w:type="spellStart"/>
+      <w:r>
+        <w:rPr>
+          <w:lang w:val="en-IN"/>
+        </w:rPr>
+        <w:t>renv</w:t>
+      </w:r>
+      <w:proofErr w:type="spellEnd"/>
+      <w:r>
+        <w:rPr>
+          <w:lang w:val="en-IN"/>
+        </w:rPr>
+        <w:t>::restore()</w:t>
+      </w:r>
+    </w:p>
+    <w:p>
+      <w:pPr>
+        <w:rPr>
+          <w:lang w:val="en-IN"/>
+        </w:rPr>
+      </w:pPr>
+      <w:r>
+        <w:rPr>
+          <w:lang w:val="en-IN"/>
+        </w:rPr>
+        <w:t xml:space="preserve">        │</w:t>
+      </w:r>
+    </w:p>
+    <w:p>
+      <w:pPr>
+        <w:rPr>
+          <w:lang w:val="en-IN"/>
+        </w:rPr>
+      </w:pPr>
+      <w:r>
+        <w:rPr>
+          <w:lang w:val="en-IN"/>
+        </w:rPr>
+        <w:t xml:space="preserve">        ▼</w:t>
+      </w:r>
+    </w:p>
+    <w:p>
+      <w:pPr>
+        <w:rPr>
+          <w:lang w:val="en-IN"/>
+        </w:rPr>
+      </w:pPr>
+      <w:r>
+        <w:rPr>
+          <w:lang w:val="en-IN"/>
+        </w:rPr>
+        <w:t>Start Development</w:t>
+      </w:r>
+    </w:p>
+    <w:p>
+      <w:pPr>
+        <w:rPr>
+          <w:lang w:val="en-IN"/>
+        </w:rPr>
+      </w:pPr>
+      <w:r>
+        <w:rPr>
+          <w:lang w:val="en-IN"/>
+        </w:rPr>
+        <w:t xml:space="preserve">        │</w:t>
+      </w:r>
+    </w:p>
+    <w:p>
+      <w:pPr>
+        <w:rPr>
+          <w:lang w:val="en-IN"/>
+        </w:rPr>
+      </w:pPr>
+      <w:r>
+        <w:rPr>
+          <w:lang w:val="en-IN"/>
+        </w:rPr>
+        <w:t xml:space="preserve">        ▼</w:t>
+      </w:r>
+    </w:p>
+    <w:p>
+      <w:pPr>
+        <w:rPr>
+          <w:lang w:val="en-IN"/>
+        </w:rPr>
+      </w:pPr>
+      <w:r>
+        <w:rPr>
+          <w:lang w:val="en-IN"/>
+        </w:rPr>
+        <w:t>Install New Package (if required)</w:t>
+      </w:r>
+    </w:p>
+    <w:p>
+      <w:pPr>
+        <w:rPr>
+          <w:lang w:val="en-IN"/>
+        </w:rPr>
+      </w:pPr>
+      <w:r>
+        <w:rPr>
+          <w:lang w:val="en-IN"/>
+        </w:rPr>
+        <w:t xml:space="preserve">        │</w:t>
+      </w:r>
+    </w:p>
+    <w:p>
+      <w:pPr>
+        <w:rPr>
+          <w:lang w:val="en-IN"/>
+        </w:rPr>
+      </w:pPr>
+      <w:r>
+        <w:rPr>
+          <w:lang w:val="en-IN"/>
+        </w:rPr>
+        <w:t xml:space="preserve">        ▼</w:t>
+      </w:r>
+    </w:p>
+    <w:p>
+      <w:pPr>
+        <w:rPr>
+          <w:lang w:val="en-IN"/>
+        </w:rPr>
+      </w:pPr>
+      <w:proofErr w:type="spellStart"/>
+      <w:r>
+        <w:rPr>
+          <w:lang w:val="en-IN"/>
+        </w:rPr>
+        <w:t>renv</w:t>
+      </w:r>
+      <w:proofErr w:type="spellEnd"/>
+      <w:r>
+        <w:rPr>
+          <w:lang w:val="en-IN"/>
+        </w:rPr>
+        <w:t>::snapshot()</w:t>
+      </w:r>
+    </w:p>
+    <w:p>
+      <w:pPr>
+        <w:rPr>
+          <w:lang w:val="en-IN"/>
+        </w:rPr>
+      </w:pPr>
+      <w:r>
+        <w:rPr>
+          <w:lang w:val="en-IN"/>
+        </w:rPr>
+        <w:t xml:space="preserve">        │</w:t>
+      </w:r>
+    </w:p>
+    <w:p>
+      <w:pPr>
+        <w:rPr>
+          <w:lang w:val="en-IN"/>
+        </w:rPr>
+      </w:pPr>
+      <w:r>
+        <w:rPr>
+          <w:lang w:val="en-IN"/>
+        </w:rPr>
+        <w:t xml:space="preserve">        ▼</w:t>
+      </w:r>
+    </w:p>
+    <w:p>
+      <w:pPr>
+        <w:rPr>
+          <w:lang w:val="en-IN"/>
+        </w:rPr>
+      </w:pPr>
+      <w:r>
+        <w:rPr>
+          <w:lang w:val="en-IN"/>
+        </w:rPr>
+        <w:t xml:space="preserve">Commit updated </w:t>
+      </w:r>
+      <w:proofErr w:type="spellStart"/>
+      <w:r>
+        <w:rPr>
+          <w:lang w:val="en-IN"/>
+        </w:rPr>
+        <w:t>renv.lock</w:t>
+      </w:r>
+      <w:proofErr w:type="spellEnd"/>
+    </w:p>
+    <w:p>
+      <w:pPr>
+        <w:rPr>
+          <w:lang w:val="en-IN"/>
+        </w:rPr>
+      </w:pPr>
+      <w:r>
+        <w:rPr>
+          <w:lang w:val="en-IN"/>
+        </w:rPr>
+        <w:t xml:space="preserve">        │</w:t>
+      </w:r>
+    </w:p>
+    <w:p>
+      <w:pPr>
+        <w:rPr>
+          <w:lang w:val="en-IN"/>
+        </w:rPr>
+      </w:pPr>
+      <w:r>
+        <w:rPr>
+          <w:lang w:val="en-IN"/>
+        </w:rPr>
+        <w:t xml:space="preserve">        ▼</w:t>
+      </w:r>
+    </w:p>
+    <w:p>
+      <w:pPr>
+        <w:rPr>
+          <w:lang w:val="en-IN"/>
+        </w:rPr>
+      </w:pPr>
+      <w:r>
+        <w:rPr>
+          <w:lang w:val="en-IN"/>
+        </w:rPr>
+        <w:t>Push changes</w:t>
+      </w:r>
+    </w:p>
+    <w:p>
+      <w:r>
+        <w:br/>
+      </w:r>
+    </w:p>
+    <w:p>
+      <w:r>
+        <w:br w:type="page"/>
+      </w:r>
+    </w:p>
+    <w:p>
+      <w:pPr>
         <w:pStyle w:val="Heading1"/>
       </w:pPr>
       <w:r>
@@ -828,6 +2899,9 @@
         <w:br/>
       </w:r>
       <w:r>
+        <w:rPr>
+          <w:noProof/>
+        </w:rPr>
         <w:drawing>
           <wp:inline distT="0" distB="0" distL="0" distR="0" wp14:anchorId="5A0A5ED0" wp14:editId="405053AB">
             <wp:extent cx="5486400" cy="4217670"/>
@@ -878,6 +2952,9 @@
         <w:pStyle w:val="Heading1"/>
       </w:pPr>
       <w:r>
+        <w:rPr>
+          <w:noProof/>
+        </w:rPr>
         <w:lastRenderedPageBreak/>
         <w:drawing>
           <wp:inline distT="0" distB="0" distL="0" distR="0" wp14:anchorId="6402CD0C" wp14:editId="5A812438">
@@ -1004,6 +3081,9 @@
         <w:br/>
       </w:r>
       <w:r>
+        <w:rPr>
+          <w:noProof/>
+        </w:rPr>
         <w:drawing>
           <wp:inline distT="0" distB="0" distL="0" distR="0" wp14:anchorId="4E5E6F6E" wp14:editId="2678A4C9">
             <wp:extent cx="5486400" cy="1815465"/>
@@ -1165,6 +3245,9 @@
         <w:br/>
       </w:r>
       <w:r>
+        <w:rPr>
+          <w:noProof/>
+        </w:rPr>
         <w:drawing>
           <wp:inline distT="0" distB="0" distL="0" distR="0" wp14:anchorId="312E0390" wp14:editId="184E1CFF">
             <wp:extent cx="5486400" cy="2066925"/>
@@ -1929,6 +4012,304 @@
       </w:rPr>
     </w:lvl>
   </w:abstractNum>
+  <w:abstractNum w:abstractNumId="9" w15:restartNumberingAfterBreak="0">
+    <w:nsid w:val="312641FD"/>
+    <w:multiLevelType w:val="multilevel"/>
+    <w:tmpl w:val="8200C3C0"/>
+    <w:lvl w:ilvl="0">
+      <w:start w:val="1"/>
+      <w:numFmt w:val="bullet"/>
+      <w:lvlText w:val=""/>
+      <w:lvlJc w:val="left"/>
+      <w:pPr>
+        <w:tabs>
+          <w:tab w:val="num" w:pos="720"/>
+        </w:tabs>
+        <w:ind w:left="720" w:hanging="360"/>
+      </w:pPr>
+      <w:rPr>
+        <w:rFonts w:ascii="Symbol" w:hAnsi="Symbol" w:hint="default"/>
+        <w:sz w:val="20"/>
+      </w:rPr>
+    </w:lvl>
+    <w:lvl w:ilvl="1" w:tentative="1">
+      <w:start w:val="1"/>
+      <w:numFmt w:val="bullet"/>
+      <w:lvlText w:val="o"/>
+      <w:lvlJc w:val="left"/>
+      <w:pPr>
+        <w:tabs>
+          <w:tab w:val="num" w:pos="1440"/>
+        </w:tabs>
+        <w:ind w:left="1440" w:hanging="360"/>
+      </w:pPr>
+      <w:rPr>
+        <w:rFonts w:ascii="Courier New" w:hAnsi="Courier New" w:hint="default"/>
+        <w:sz w:val="20"/>
+      </w:rPr>
+    </w:lvl>
+    <w:lvl w:ilvl="2" w:tentative="1">
+      <w:start w:val="1"/>
+      <w:numFmt w:val="bullet"/>
+      <w:lvlText w:val=""/>
+      <w:lvlJc w:val="left"/>
+      <w:pPr>
+        <w:tabs>
+          <w:tab w:val="num" w:pos="2160"/>
+        </w:tabs>
+        <w:ind w:left="2160" w:hanging="360"/>
+      </w:pPr>
+      <w:rPr>
+        <w:rFonts w:ascii="Wingdings" w:hAnsi="Wingdings" w:hint="default"/>
+        <w:sz w:val="20"/>
+      </w:rPr>
+    </w:lvl>
+    <w:lvl w:ilvl="3" w:tentative="1">
+      <w:start w:val="1"/>
+      <w:numFmt w:val="bullet"/>
+      <w:lvlText w:val=""/>
+      <w:lvlJc w:val="left"/>
+      <w:pPr>
+        <w:tabs>
+          <w:tab w:val="num" w:pos="2880"/>
+        </w:tabs>
+        <w:ind w:left="2880" w:hanging="360"/>
+      </w:pPr>
+      <w:rPr>
+        <w:rFonts w:ascii="Wingdings" w:hAnsi="Wingdings" w:hint="default"/>
+        <w:sz w:val="20"/>
+      </w:rPr>
+    </w:lvl>
+    <w:lvl w:ilvl="4" w:tentative="1">
+      <w:start w:val="1"/>
+      <w:numFmt w:val="bullet"/>
+      <w:lvlText w:val=""/>
+      <w:lvlJc w:val="left"/>
+      <w:pPr>
+        <w:tabs>
+          <w:tab w:val="num" w:pos="3600"/>
+        </w:tabs>
+        <w:ind w:left="3600" w:hanging="360"/>
+      </w:pPr>
+      <w:rPr>
+        <w:rFonts w:ascii="Wingdings" w:hAnsi="Wingdings" w:hint="default"/>
+        <w:sz w:val="20"/>
+      </w:rPr>
+    </w:lvl>
+    <w:lvl w:ilvl="5" w:tentative="1">
+      <w:start w:val="1"/>
+      <w:numFmt w:val="bullet"/>
+      <w:lvlText w:val=""/>
+      <w:lvlJc w:val="left"/>
+      <w:pPr>
+        <w:tabs>
+          <w:tab w:val="num" w:pos="4320"/>
+        </w:tabs>
+        <w:ind w:left="4320" w:hanging="360"/>
+      </w:pPr>
+      <w:rPr>
+        <w:rFonts w:ascii="Wingdings" w:hAnsi="Wingdings" w:hint="default"/>
+        <w:sz w:val="20"/>
+      </w:rPr>
+    </w:lvl>
+    <w:lvl w:ilvl="6" w:tentative="1">
+      <w:start w:val="1"/>
+      <w:numFmt w:val="bullet"/>
+      <w:lvlText w:val=""/>
+      <w:lvlJc w:val="left"/>
+      <w:pPr>
+        <w:tabs>
+          <w:tab w:val="num" w:pos="5040"/>
+        </w:tabs>
+        <w:ind w:left="5040" w:hanging="360"/>
+      </w:pPr>
+      <w:rPr>
+        <w:rFonts w:ascii="Wingdings" w:hAnsi="Wingdings" w:hint="default"/>
+        <w:sz w:val="20"/>
+      </w:rPr>
+    </w:lvl>
+    <w:lvl w:ilvl="7" w:tentative="1">
+      <w:start w:val="1"/>
+      <w:numFmt w:val="bullet"/>
+      <w:lvlText w:val=""/>
+      <w:lvlJc w:val="left"/>
+      <w:pPr>
+        <w:tabs>
+          <w:tab w:val="num" w:pos="5760"/>
+        </w:tabs>
+        <w:ind w:left="5760" w:hanging="360"/>
+      </w:pPr>
+      <w:rPr>
+        <w:rFonts w:ascii="Wingdings" w:hAnsi="Wingdings" w:hint="default"/>
+        <w:sz w:val="20"/>
+      </w:rPr>
+    </w:lvl>
+    <w:lvl w:ilvl="8" w:tentative="1">
+      <w:start w:val="1"/>
+      <w:numFmt w:val="bullet"/>
+      <w:lvlText w:val=""/>
+      <w:lvlJc w:val="left"/>
+      <w:pPr>
+        <w:tabs>
+          <w:tab w:val="num" w:pos="6480"/>
+        </w:tabs>
+        <w:ind w:left="6480" w:hanging="360"/>
+      </w:pPr>
+      <w:rPr>
+        <w:rFonts w:ascii="Wingdings" w:hAnsi="Wingdings" w:hint="default"/>
+        <w:sz w:val="20"/>
+      </w:rPr>
+    </w:lvl>
+  </w:abstractNum>
+  <w:abstractNum w:abstractNumId="10" w15:restartNumberingAfterBreak="0">
+    <w:nsid w:val="70A4174A"/>
+    <w:multiLevelType w:val="multilevel"/>
+    <w:tmpl w:val="670A4C14"/>
+    <w:lvl w:ilvl="0">
+      <w:start w:val="1"/>
+      <w:numFmt w:val="bullet"/>
+      <w:lvlText w:val=""/>
+      <w:lvlJc w:val="left"/>
+      <w:pPr>
+        <w:tabs>
+          <w:tab w:val="num" w:pos="720"/>
+        </w:tabs>
+        <w:ind w:left="720" w:hanging="360"/>
+      </w:pPr>
+      <w:rPr>
+        <w:rFonts w:ascii="Symbol" w:hAnsi="Symbol" w:hint="default"/>
+        <w:sz w:val="20"/>
+      </w:rPr>
+    </w:lvl>
+    <w:lvl w:ilvl="1" w:tentative="1">
+      <w:start w:val="1"/>
+      <w:numFmt w:val="bullet"/>
+      <w:lvlText w:val="o"/>
+      <w:lvlJc w:val="left"/>
+      <w:pPr>
+        <w:tabs>
+          <w:tab w:val="num" w:pos="1440"/>
+        </w:tabs>
+        <w:ind w:left="1440" w:hanging="360"/>
+      </w:pPr>
+      <w:rPr>
+        <w:rFonts w:ascii="Courier New" w:hAnsi="Courier New" w:hint="default"/>
+        <w:sz w:val="20"/>
+      </w:rPr>
+    </w:lvl>
+    <w:lvl w:ilvl="2" w:tentative="1">
+      <w:start w:val="1"/>
+      <w:numFmt w:val="bullet"/>
+      <w:lvlText w:val=""/>
+      <w:lvlJc w:val="left"/>
+      <w:pPr>
+        <w:tabs>
+          <w:tab w:val="num" w:pos="2160"/>
+        </w:tabs>
+        <w:ind w:left="2160" w:hanging="360"/>
+      </w:pPr>
+      <w:rPr>
+        <w:rFonts w:ascii="Wingdings" w:hAnsi="Wingdings" w:hint="default"/>
+        <w:sz w:val="20"/>
+      </w:rPr>
+    </w:lvl>
+    <w:lvl w:ilvl="3" w:tentative="1">
+      <w:start w:val="1"/>
+      <w:numFmt w:val="bullet"/>
+      <w:lvlText w:val=""/>
+      <w:lvlJc w:val="left"/>
+      <w:pPr>
+        <w:tabs>
+          <w:tab w:val="num" w:pos="2880"/>
+        </w:tabs>
+        <w:ind w:left="2880" w:hanging="360"/>
+      </w:pPr>
+      <w:rPr>
+        <w:rFonts w:ascii="Wingdings" w:hAnsi="Wingdings" w:hint="default"/>
+        <w:sz w:val="20"/>
+      </w:rPr>
+    </w:lvl>
+    <w:lvl w:ilvl="4" w:tentative="1">
+      <w:start w:val="1"/>
+      <w:numFmt w:val="bullet"/>
+      <w:lvlText w:val=""/>
+      <w:lvlJc w:val="left"/>
+      <w:pPr>
+        <w:tabs>
+          <w:tab w:val="num" w:pos="3600"/>
+        </w:tabs>
+        <w:ind w:left="3600" w:hanging="360"/>
+      </w:pPr>
+      <w:rPr>
+        <w:rFonts w:ascii="Wingdings" w:hAnsi="Wingdings" w:hint="default"/>
+        <w:sz w:val="20"/>
+      </w:rPr>
+    </w:lvl>
+    <w:lvl w:ilvl="5" w:tentative="1">
+      <w:start w:val="1"/>
+      <w:numFmt w:val="bullet"/>
+      <w:lvlText w:val=""/>
+      <w:lvlJc w:val="left"/>
+      <w:pPr>
+        <w:tabs>
+          <w:tab w:val="num" w:pos="4320"/>
+        </w:tabs>
+        <w:ind w:left="4320" w:hanging="360"/>
+      </w:pPr>
+      <w:rPr>
+        <w:rFonts w:ascii="Wingdings" w:hAnsi="Wingdings" w:hint="default"/>
+        <w:sz w:val="20"/>
+      </w:rPr>
+    </w:lvl>
+    <w:lvl w:ilvl="6" w:tentative="1">
+      <w:start w:val="1"/>
+      <w:numFmt w:val="bullet"/>
+      <w:lvlText w:val=""/>
+      <w:lvlJc w:val="left"/>
+      <w:pPr>
+        <w:tabs>
+          <w:tab w:val="num" w:pos="5040"/>
+        </w:tabs>
+        <w:ind w:left="5040" w:hanging="360"/>
+      </w:pPr>
+      <w:rPr>
+        <w:rFonts w:ascii="Wingdings" w:hAnsi="Wingdings" w:hint="default"/>
+        <w:sz w:val="20"/>
+      </w:rPr>
+    </w:lvl>
+    <w:lvl w:ilvl="7" w:tentative="1">
+      <w:start w:val="1"/>
+      <w:numFmt w:val="bullet"/>
+      <w:lvlText w:val=""/>
+      <w:lvlJc w:val="left"/>
+      <w:pPr>
+        <w:tabs>
+          <w:tab w:val="num" w:pos="5760"/>
+        </w:tabs>
+        <w:ind w:left="5760" w:hanging="360"/>
+      </w:pPr>
+      <w:rPr>
+        <w:rFonts w:ascii="Wingdings" w:hAnsi="Wingdings" w:hint="default"/>
+        <w:sz w:val="20"/>
+      </w:rPr>
+    </w:lvl>
+    <w:lvl w:ilvl="8" w:tentative="1">
+      <w:start w:val="1"/>
+      <w:numFmt w:val="bullet"/>
+      <w:lvlText w:val=""/>
+      <w:lvlJc w:val="left"/>
+      <w:pPr>
+        <w:tabs>
+          <w:tab w:val="num" w:pos="6480"/>
+        </w:tabs>
+        <w:ind w:left="6480" w:hanging="360"/>
+      </w:pPr>
+      <w:rPr>
+        <w:rFonts w:ascii="Wingdings" w:hAnsi="Wingdings" w:hint="default"/>
+        <w:sz w:val="20"/>
+      </w:rPr>
+    </w:lvl>
+  </w:abstractNum>
   <w:num w:numId="1" w16cid:durableId="277221165">
     <w:abstractNumId w:val="8"/>
   </w:num>
@@ -1955,6 +4336,12 @@
   </w:num>
   <w:num w:numId="9" w16cid:durableId="353309742">
     <w:abstractNumId w:val="0"/>
+  </w:num>
+  <w:num w:numId="10" w16cid:durableId="488326446">
+    <w:abstractNumId w:val="9"/>
+  </w:num>
+  <w:num w:numId="11" w16cid:durableId="256252918">
+    <w:abstractNumId w:val="10"/>
   </w:num>
 </w:numbering>
 </file>
